--- a/klagomålsmail/Avvanm 36411 FSC-klagomål mail.docx
+++ b/klagomålsmail/Avvanm 36411 FSC-klagomål mail.docx
@@ -4,14 +4,19 @@
   <w:body>
     <w:p>
       <w:r>
-        <w:t>Till:</w:t>
+        <w:t>Till: Sveaskog</w:t>
         <w:br/>
         <w:t>Kopia: Revisor xx och FSC</w:t>
       </w:r>
     </w:p>
     <w:p>
       <w:r>
-        <w:t>Vi vill informera om att det i avverkningsanmälan Avvanm 36411 i Arvidsjaurs kommun har hittats 30 naturvårdsarter varav 23 är rödlistade.</w:t>
+        <w:t>Vi vill informera om att det i och inom 10 meter från avverkningsanmälan Avvanm 36411 i Arvidsjaurs kommun har hittats 35 naturvårdsarter varav 28 är rödlistade.</w:t>
+      </w:r>
+    </w:p>
+    <w:p>
+      <w:r>
+        <w:t>Bland annat har tretåig hackspett (NT, T, §4)sin livsmiljö i skogen. Observera att utan dispens från Länsstyrelsen är det ett lagbrott att på något sätt skada artens livsmiljö eller ekologiska funktion i området (14 och 15 §§ artskyddsförordningen).</w:t>
       </w:r>
     </w:p>
     <w:p>
